--- a/Documentation/Qchat Windows SetUp.docx
+++ b/Documentation/Qchat Windows SetUp.docx
@@ -41,7 +41,7 @@
         <w:rPr>
           <w:sz w:val="22"/>
         </w:rPr>
-        <w:t>This guide explains how to run the QChat project on a clean Windows 11 machine. QChat was developed on a Linux workstation (Fedora 41) and is designed to run on Windows through the Git Bash environment and Podman container runtime — no source-code changes are required. The application behaves identically on both operating systems.</w:t>
+        <w:t>This reference walks supervisors through deploying and evaluating QChat on a standard 64-bit Windows 11 host. Although we developed QChat natively under Linux (Fedora 41), the architecture targets cross-platform runtime equality. By utilizing Git Bash toolchains alongside Podman container engines, QChat executes on Windows without altering a single line of application source code.</w:t>
       </w:r>
     </w:p>
     <w:p>
@@ -52,7 +52,7 @@
         <w:rPr>
           <w:sz w:val="22"/>
         </w:rPr>
-        <w:t>Two installation methods are provided:</w:t>
+        <w:t>Evaluators can choose between two deployment pathways:</w:t>
       </w:r>
     </w:p>
     <w:p>
@@ -61,7 +61,7 @@
         <w:spacing w:after="60"/>
       </w:pPr>
       <w:r>
-        <w:t>Method 1 – Manual Step-by-Step: Recommended for supervisors who want full visibility over every step.</w:t>
+        <w:t>Method 1 – Step-by-Step Manual Deployment: Best suited for detailed step verification.</w:t>
       </w:r>
     </w:p>
     <w:p>
@@ -70,7 +70,7 @@
         <w:spacing w:after="60"/>
       </w:pPr>
       <w:r>
-        <w:t>Method 2 – Automated Script (setup-project.sh): Recommended for rapid deployment with minimal manual effort.</w:t>
+        <w:t>Method 2 – Script-Driven Automated Setup (setup-project.sh): Designed for immediate environment bootstrapping with zero interactive prompts.</w:t>
       </w:r>
     </w:p>
     <w:p>
@@ -89,7 +89,7 @@
         <w:rPr>
           <w:sz w:val="22"/>
         </w:rPr>
-        <w:t>Before beginning either method, confirm the following conditions are met:</w:t>
+        <w:t>Before running either deployment pathway, double-check that your machine satisfies these baseline requirements:</w:t>
       </w:r>
     </w:p>
     <w:p>
@@ -98,7 +98,7 @@
         <w:spacing w:after="60"/>
       </w:pPr>
       <w:r>
-        <w:t>Windows 11 (64-bit) with all pending updates installed.</w:t>
+        <w:t>Windows 11 OS (64-bit build) patched to current security levels.</w:t>
       </w:r>
     </w:p>
     <w:p>
@@ -107,9 +107,9 @@
         <w:spacing w:after="60"/>
       </w:pPr>
       <w:r>
-        <w:t>Hardware Virtualization is enabled in the BIOS/UEFI.</w:t>
+        <w:t>Hardware CPU Virtualization enabled within the motherboard UEFI/BIOS settings.</w:t>
         <w:br/>
-        <w:t xml:space="preserve">   → Verify in Task Manager → Performance → CPU → Virtualization: Enabled.</w:t>
+        <w:t xml:space="preserve">   → Verify via Task Manager → Performance → CPU → Virtualization: Enabled.</w:t>
       </w:r>
     </w:p>
     <w:p>
@@ -118,7 +118,7 @@
         <w:spacing w:after="60"/>
       </w:pPr>
       <w:r>
-        <w:t>Administrator privileges are available for initial package installation.</w:t>
+        <w:t>Administrative permissions on the host system to run package manager installers.</w:t>
       </w:r>
     </w:p>
     <w:p>
@@ -127,7 +127,7 @@
         <w:spacing w:after="60"/>
       </w:pPr>
       <w:r>
-        <w:t>Stable internet connection for downloading packages and container images.</w:t>
+        <w:t>Active network connection capable of pulling container layers and Node dependencies.</w:t>
       </w:r>
     </w:p>
     <w:p>
@@ -136,7 +136,7 @@
         <w:spacing w:after="60"/>
       </w:pPr>
       <w:r>
-        <w:t>The project folder is located at a path such as:</w:t>
+        <w:t>Project repository cloned to a local folder path (for example):</w:t>
         <w:br/>
         <w:t xml:space="preserve">   C:\Users\YOUR_USERNAME\Desktop\Qchat</w:t>
       </w:r>
@@ -159,7 +159,7 @@
           <w:color w:val="5A3000"/>
           <w:sz w:val="22"/>
         </w:rPr>
-        <w:t>Replace YOUR_USERNAME with the actual Windows account name wherever it appears in this guide.</w:t>
+        <w:t>Substitute YOUR_USERNAME with your actual local Windows profile identifier.</w:t>
       </w:r>
     </w:p>
     <w:p>
@@ -178,7 +178,7 @@
         <w:rPr>
           <w:sz w:val="22"/>
         </w:rPr>
-        <w:t>Follow the steps below in order. Verify each component before proceeding to the next.</w:t>
+        <w:t>Execute the following operations sequentially. Confirm each tool functions prior to triggering subsequent steps.</w:t>
       </w:r>
     </w:p>
     <w:p>
@@ -186,7 +186,7 @@
         <w:pStyle w:val="Heading2"/>
       </w:pPr>
       <w:r>
-        <w:t>3.1  Install Git and Git Bash</w:t>
+        <w:t>3.1  Install Git and Git Bash Shell</w:t>
       </w:r>
     </w:p>
     <w:p>
@@ -197,7 +197,7 @@
         <w:rPr>
           <w:sz w:val="22"/>
         </w:rPr>
-        <w:t>Windows cannot execute .sh scripts natively. Git Bash provides the required Bash shell environment.</w:t>
+        <w:t>Native Windows command processors (CMD/PowerShell) lack POSIX POSIX-shell script handling. Git Bash delivers the required shell environment.</w:t>
       </w:r>
     </w:p>
     <w:p>
@@ -206,7 +206,7 @@
         <w:spacing w:after="60"/>
       </w:pPr>
       <w:r>
-        <w:t>Download the official Git for Windows installer from:</w:t>
+        <w:t>Grab the current Git for Windows distribution directly from:</w:t>
       </w:r>
     </w:p>
     <w:p>
@@ -230,7 +230,7 @@
         <w:spacing w:after="60"/>
       </w:pPr>
       <w:r>
-        <w:t>Run the installer. Accept all defaults, ensuring these options remain checked:</w:t>
+        <w:t>Run the installation package. Keep standard options enabled, ensuring these defaults remain selected:</w:t>
       </w:r>
     </w:p>
     <w:p>
@@ -239,7 +239,7 @@
         <w:spacing w:after="60"/>
       </w:pPr>
       <w:r>
-        <w:t>"Git Bash Here" context menu option</w:t>
+        <w:t>"Git Bash Here" shell context extension</w:t>
       </w:r>
     </w:p>
     <w:p>
@@ -248,7 +248,7 @@
         <w:spacing w:after="60"/>
       </w:pPr>
       <w:r>
-        <w:t>"Git from the command line and also from 3rd-party software"</w:t>
+        <w:t>"Git from the command line and third-party binaries"</w:t>
       </w:r>
     </w:p>
     <w:p>
@@ -257,7 +257,7 @@
         <w:spacing w:after="60"/>
       </w:pPr>
       <w:r>
-        <w:t>After installation, open Git Bash from the Start Menu and confirm it launches successfully.</w:t>
+        <w:t>Once setup completes, fire up Git Bash via your Start Menu to verify terminal opening.</w:t>
       </w:r>
     </w:p>
     <w:p>
@@ -278,7 +278,7 @@
           <w:color w:val="5A3000"/>
           <w:sz w:val="22"/>
         </w:rPr>
-        <w:t>All subsequent commands in this guide must be typed into Git Bash, not CMD or PowerShell.</w:t>
+        <w:t>Execute all terminal commands in Git Bash rather than CMD or PowerShell.</w:t>
       </w:r>
     </w:p>
     <w:p>
@@ -286,7 +286,7 @@
         <w:pStyle w:val="Heading2"/>
       </w:pPr>
       <w:r>
-        <w:t>3.2  Install Node.js (LTS)</w:t>
+        <w:t>3.2  Install Node.js (LTS Runtime)</w:t>
       </w:r>
     </w:p>
     <w:p>
@@ -295,7 +295,7 @@
         <w:spacing w:after="60"/>
       </w:pPr>
       <w:r>
-        <w:t>Download the Windows Installer (.msi) – LTS version from:</w:t>
+        <w:t>Download the Node.js Windows Installer (.msi) LTS release from:</w:t>
       </w:r>
     </w:p>
     <w:p>
@@ -319,7 +319,7 @@
         <w:spacing w:after="60"/>
       </w:pPr>
       <w:r>
-        <w:t>Run the installer. Ensure the "Add to PATH" checkbox remains selected.</w:t>
+        <w:t>Execute the setup wizard, confirming the "Add to PATH" directive remains active.</w:t>
       </w:r>
     </w:p>
     <w:p>
@@ -328,7 +328,7 @@
         <w:spacing w:after="60"/>
       </w:pPr>
       <w:r>
-        <w:t>Open a new Git Bash window and verify both commands print version numbers:</w:t>
+        <w:t>Launch a fresh Git Bash terminal instance and confirm version responses:</w:t>
       </w:r>
     </w:p>
     <w:p>
@@ -366,7 +366,7 @@
         <w:pStyle w:val="Heading2"/>
       </w:pPr>
       <w:r>
-        <w:t>3.3  Install pnpm Globally</w:t>
+        <w:t>3.3  Install pnpm Package Manager</w:t>
       </w:r>
     </w:p>
     <w:p>
@@ -377,7 +377,7 @@
         <w:rPr>
           <w:sz w:val="22"/>
         </w:rPr>
-        <w:t>In Git Bash, run:</w:t>
+        <w:t>From your Git Bash prompt, run:</w:t>
       </w:r>
     </w:p>
     <w:p>
@@ -403,7 +403,7 @@
         <w:rPr>
           <w:sz w:val="22"/>
         </w:rPr>
-        <w:t>Verify installation:</w:t>
+        <w:t>Validate tool registration:</w:t>
       </w:r>
     </w:p>
     <w:p>
@@ -426,7 +426,7 @@
         <w:pStyle w:val="Heading2"/>
       </w:pPr>
       <w:r>
-        <w:t>3.4  Install and Initialise Podman</w:t>
+        <w:t>3.4  Configure Podman Container Service</w:t>
       </w:r>
     </w:p>
     <w:p>
@@ -437,7 +437,7 @@
         <w:rPr>
           <w:sz w:val="22"/>
         </w:rPr>
-        <w:t>Podman is used to run the local Hyperledger Besu blockchain container. It is a Docker-compatible, rootless container engine provided by Red Hat.</w:t>
+        <w:t>QChat depends on Podman to orchestrate the private Hyperledger Besu blockchain network inside an isolated runtime environment. Podman acts as a daemonless, rootless container platform maintained by Red Hat.</w:t>
       </w:r>
     </w:p>
     <w:p>
@@ -446,7 +446,7 @@
         <w:spacing w:after="60"/>
       </w:pPr>
       <w:r>
-        <w:t>Install via winget (in PowerShell as Administrator):</w:t>
+        <w:t>Trigger installation via winget (run PowerShell under Administrator access):</w:t>
       </w:r>
     </w:p>
     <w:p>
@@ -470,7 +470,7 @@
         <w:spacing w:after="60"/>
       </w:pPr>
       <w:r>
-        <w:t>Restart the computer after installation completes.</w:t>
+        <w:t>Reboot the computer to finalize driver registration.</w:t>
       </w:r>
     </w:p>
     <w:p>
@@ -479,7 +479,7 @@
         <w:spacing w:after="60"/>
       </w:pPr>
       <w:r>
-        <w:t>Open Git Bash and initialise the Podman virtual machine:</w:t>
+        <w:t>Open Git Bash and boot the underlying Podman virtual machine host:</w:t>
       </w:r>
     </w:p>
     <w:p>
@@ -518,7 +518,7 @@
         <w:spacing w:after="60"/>
       </w:pPr>
       <w:r>
-        <w:t>Confirm successful installation:</w:t>
+        <w:t>Confirm Podman environment status:</w:t>
       </w:r>
     </w:p>
     <w:p>
@@ -554,7 +554,7 @@
           <w:color w:val="8B0000"/>
           <w:sz w:val="22"/>
         </w:rPr>
-        <w:t>If winget is unavailable or blocked by your institution's Group Policy, download and install Node.js, Podman, and Git manually from their official websites using the graphical installers.</w:t>
+        <w:t>If network policies or Group Policy rules block winget execution, fetch offline setup executables for Node.js, Podman, and Git directly from their primary web mirrors.</w:t>
       </w:r>
     </w:p>
     <w:p>
@@ -562,7 +562,7 @@
         <w:pStyle w:val="Heading2"/>
       </w:pPr>
       <w:r>
-        <w:t>3.5  Install Project Dependencies</w:t>
+        <w:t>3.5  Pull Project Dependencies</w:t>
       </w:r>
     </w:p>
     <w:p>
@@ -573,7 +573,7 @@
         <w:rPr>
           <w:sz w:val="22"/>
         </w:rPr>
-        <w:t>Open Git Bash and navigate to the project root:</w:t>
+        <w:t>Switch into your workspace directory using Git Bash:</w:t>
       </w:r>
     </w:p>
     <w:p>
@@ -599,7 +599,7 @@
         <w:rPr>
           <w:sz w:val="22"/>
         </w:rPr>
-        <w:t>Install root and frontend packages:</w:t>
+        <w:t>Install top-level application and frontend dependencies:</w:t>
       </w:r>
     </w:p>
     <w:p>
@@ -625,7 +625,7 @@
         <w:rPr>
           <w:sz w:val="22"/>
         </w:rPr>
-        <w:t>Install smart-contract dependencies:</w:t>
+        <w:t>Install smart contract dependencies:</w:t>
       </w:r>
     </w:p>
     <w:p>
@@ -678,7 +678,7 @@
         <w:pStyle w:val="Heading1"/>
       </w:pPr>
       <w:r>
-        <w:t>4. Method 2 – Automated Setup with setup-project.sh</w:t>
+        <w:t>4. Method 2 – Automated Script Deployment (setup-project.sh)</w:t>
       </w:r>
     </w:p>
     <w:p>
@@ -689,7 +689,7 @@
         <w:rPr>
           <w:sz w:val="22"/>
         </w:rPr>
-        <w:t>This method minimises manual work. Only Git Bash needs to be installed manually; everything else is handled by the provided setup script (setup-project.sh).</w:t>
+        <w:t>This approach automates dependency installation. Aside from initial Git Bash bootstrapping, the included shell script (setup-project.sh) sets up the remaining runtime elements.</w:t>
       </w:r>
     </w:p>
     <w:p>
@@ -697,7 +697,7 @@
         <w:pStyle w:val="Heading2"/>
       </w:pPr>
       <w:r>
-        <w:t>4.1  Bootstrap Git Bash</w:t>
+        <w:t>4.1  Bootstrap Git Bash Environment</w:t>
       </w:r>
     </w:p>
     <w:p>
@@ -708,7 +708,7 @@
         <w:rPr>
           <w:sz w:val="22"/>
         </w:rPr>
-        <w:t>Open Windows PowerShell as Administrator and run:</w:t>
+        <w:t>In an elevated Administrator PowerShell prompt, execute:</w:t>
       </w:r>
     </w:p>
     <w:p>
@@ -749,7 +749,7 @@
         <w:rPr>
           <w:sz w:val="22"/>
         </w:rPr>
-        <w:t>A new Git Bash window will open automatically.</w:t>
+        <w:t>A dedicated Git Bash console window will launch.</w:t>
       </w:r>
     </w:p>
     <w:p>
@@ -757,7 +757,7 @@
         <w:pStyle w:val="Heading2"/>
       </w:pPr>
       <w:r>
-        <w:t>4.2  Run the Automated Setup Script</w:t>
+        <w:t>4.2  Execute setup-project.sh</w:t>
       </w:r>
     </w:p>
     <w:p>
@@ -768,7 +768,7 @@
         <w:rPr>
           <w:sz w:val="22"/>
         </w:rPr>
-        <w:t>In the Git Bash window, navigate to the project root:</w:t>
+        <w:t>Within Git Bash, change directory to the repository folder:</w:t>
       </w:r>
     </w:p>
     <w:p>
@@ -794,7 +794,7 @@
         <w:rPr>
           <w:sz w:val="22"/>
         </w:rPr>
-        <w:t>Make the script executable and run it:</w:t>
+        <w:t>Set executable flags and launch setup:</w:t>
       </w:r>
     </w:p>
     <w:p>
@@ -835,7 +835,7 @@
         <w:rPr>
           <w:sz w:val="22"/>
         </w:rPr>
-        <w:t>The script will automatically:</w:t>
+        <w:t>The setup pipeline carries out the following tasks:</w:t>
       </w:r>
     </w:p>
     <w:p>
@@ -844,7 +844,7 @@
         <w:spacing w:after="60"/>
       </w:pPr>
       <w:r>
-        <w:t>Detect and install Node.js LTS if missing</w:t>
+        <w:t>Verifies Node.js LTS availability; installs via winget if missing</w:t>
       </w:r>
     </w:p>
     <w:p>
@@ -853,7 +853,7 @@
         <w:spacing w:after="60"/>
       </w:pPr>
       <w:r>
-        <w:t>Detect and install Podman if missing, then initialise and start the Podman virtual machine</w:t>
+        <w:t>Checks Podman engine status; installs and starts the container VM if needed</w:t>
       </w:r>
     </w:p>
     <w:p>
@@ -862,7 +862,7 @@
         <w:spacing w:after="60"/>
       </w:pPr>
       <w:r>
-        <w:t>Install pnpm globally if missing</w:t>
+        <w:t>Installs pnpm globally if not found in system PATH</w:t>
       </w:r>
     </w:p>
     <w:p>
@@ -871,7 +871,7 @@
         <w:spacing w:after="60"/>
       </w:pPr>
       <w:r>
-        <w:t>Run pnpm install at the project root</w:t>
+        <w:t>Executes pnpm install across project root components</w:t>
       </w:r>
     </w:p>
     <w:p>
@@ -880,7 +880,7 @@
         <w:spacing w:after="60"/>
       </w:pPr>
       <w:r>
-        <w:t>Install dependencies inside the contract/ folder</w:t>
+        <w:t>Pulls npm packages within the contract/ folder</w:t>
       </w:r>
     </w:p>
     <w:p>
@@ -889,7 +889,7 @@
         <w:spacing w:after="60"/>
       </w:pPr>
       <w:r>
-        <w:t>Initialise the Convex development backend (npx convex dev --once) and generate the .env.local configuration file</w:t>
+        <w:t>Executes npx convex dev --once to configure the Convex reactive backend and generate .env.local</w:t>
       </w:r>
     </w:p>
     <w:p>
@@ -900,7 +900,7 @@
         <w:rPr>
           <w:sz w:val="22"/>
         </w:rPr>
-        <w:t>When finished, the terminal displays:</w:t>
+        <w:t>Upon successful setup, the console outputs:</w:t>
       </w:r>
     </w:p>
     <w:p>
@@ -931,7 +931,7 @@
         <w:pStyle w:val="Heading2"/>
       </w:pPr>
       <w:r>
-        <w:t>5.1  Start the Blockchain Node</w:t>
+        <w:t>5.1  Boot Private Blockchain Node</w:t>
       </w:r>
     </w:p>
     <w:p>
@@ -942,7 +942,7 @@
         <w:rPr>
           <w:sz w:val="22"/>
         </w:rPr>
-        <w:t>Ensure the Podman machine is running before launching the application:</w:t>
+        <w:t>Confirm the underlying Podman machine is active prior to launching application services:</w:t>
       </w:r>
     </w:p>
     <w:p>
@@ -968,7 +968,7 @@
         <w:rPr>
           <w:sz w:val="22"/>
         </w:rPr>
-        <w:t>The Hyperledger Besu node starts automatically when the project script runs.</w:t>
+        <w:t>The local Besu blockchain node spins up automatically during script execution.</w:t>
       </w:r>
     </w:p>
     <w:p>
@@ -976,7 +976,7 @@
         <w:pStyle w:val="Heading2"/>
       </w:pPr>
       <w:r>
-        <w:t>5.2  Start the Frontend and Backend</w:t>
+        <w:t>5.2  Launch Frontend &amp; Reactive Backend Services</w:t>
       </w:r>
     </w:p>
     <w:p>
@@ -987,7 +987,7 @@
         <w:rPr>
           <w:sz w:val="22"/>
         </w:rPr>
-        <w:t>In Git Bash, from the project root, run:</w:t>
+        <w:t>From your project root in Git Bash, run:</w:t>
       </w:r>
     </w:p>
     <w:p>
@@ -1013,7 +1013,7 @@
         <w:rPr>
           <w:sz w:val="22"/>
         </w:rPr>
-        <w:t>This script concurrently starts:</w:t>
+        <w:t>This startup script spawns two concurrent processes:</w:t>
       </w:r>
     </w:p>
     <w:p>
@@ -1022,7 +1022,7 @@
         <w:spacing w:after="60"/>
       </w:pPr>
       <w:r>
-        <w:t>The Vite development server (React 19 frontend)</w:t>
+        <w:t>Vite dev server hosting the React 19 single-page application</w:t>
       </w:r>
     </w:p>
     <w:p>
@@ -1031,7 +1031,7 @@
         <w:spacing w:after="60"/>
       </w:pPr>
       <w:r>
-        <w:t>The Convex local backend (serverless functions)</w:t>
+        <w:t>Convex development server providing reactive backend storage and RPC functions</w:t>
       </w:r>
     </w:p>
     <w:p>
@@ -1039,7 +1039,7 @@
         <w:pStyle w:val="Heading2"/>
       </w:pPr>
       <w:r>
-        <w:t>5.3  Access the Application</w:t>
+        <w:t>5.3  Open Browser Interface</w:t>
       </w:r>
     </w:p>
     <w:p>
@@ -1050,7 +1050,7 @@
         <w:rPr>
           <w:sz w:val="22"/>
         </w:rPr>
-        <w:t>Once both processes are running (you will see "Local: http://localhost:5173/"), open a web browser and navigate to:</w:t>
+        <w:t>When logs indicate active servers (showing "Local: http://localhost:5173/"), launch your web browser and navigate to:</w:t>
       </w:r>
     </w:p>
     <w:p>
@@ -1086,7 +1086,7 @@
           <w:color w:val="5A3000"/>
           <w:sz w:val="22"/>
         </w:rPr>
-        <w:t>Use a Chromium-based browser (Google Chrome or Microsoft Edge) for best compatibility with the Web Crypto API used by QChat.</w:t>
+        <w:t>We recommend Chromium-based browsers (Google Chrome, Brave, or Microsoft Edge) for full Web Crypto API standard compliance.</w:t>
       </w:r>
     </w:p>
     <w:p>
@@ -1103,7 +1103,7 @@
         <w:spacing w:after="60"/>
       </w:pPr>
       <w:r>
-        <w:t>Always use Git Bash (not PowerShell or CMD) when executing .sh scripts such as ./setup-project.sh and ./start-project.sh.</w:t>
+        <w:t>Run all shell scripts (./setup-project.sh, ./start-project.sh) exclusively inside Git Bash.</w:t>
       </w:r>
     </w:p>
     <w:p>
@@ -1112,7 +1112,7 @@
         <w:spacing w:after="60"/>
       </w:pPr>
       <w:r>
-        <w:t>If the Podman machine is not running, execute podman machine start in Git Bash before launching the project.</w:t>
+        <w:t>If Podman service calls fail, ensure podman machine start has been issued inside Git Bash prior to app startup.</w:t>
       </w:r>
     </w:p>
     <w:p>
@@ -1121,7 +1121,7 @@
         <w:spacing w:after="60"/>
       </w:pPr>
       <w:r>
-        <w:t>The .env.local file is generated automatically by npx convex dev during setup. No manual Convex configuration is required.</w:t>
+        <w:t>The .env.local configuration file generates during npx convex dev execution. No manual key editing is necessary.</w:t>
       </w:r>
     </w:p>
     <w:p>
@@ -1130,7 +1130,7 @@
         <w:spacing w:after="60"/>
       </w:pPr>
       <w:r>
-        <w:t>If Windows Defender SmartScreen or antivirus software blocks the installer scripts, right-click the installer → "Run anyway" or temporarily disable real-time protection, then re-enable it after installation.</w:t>
+        <w:t>If Windows Defender flags installer commands, click "More info" → "Run anyway", or temporarily pause real-time protection during setup.</w:t>
       </w:r>
     </w:p>
     <w:p>
@@ -1139,7 +1139,7 @@
         <w:spacing w:after="60"/>
       </w:pPr>
       <w:r>
-        <w:t>The original Linux/Fedora codebase remains unmodified. All Windows compatibility is handled by Git Bash, Podman Desktop, and the provided shell scripts.</w:t>
+        <w:t>The underlying Linux repository architecture requires no code modifications. Git Bash and Podman resolve all platform translation requirements.</w:t>
       </w:r>
     </w:p>
     <w:p>
@@ -1148,7 +1148,7 @@
         <w:spacing w:after="60"/>
       </w:pPr>
       <w:r>
-        <w:t>If winget is unavailable or blocked by Group Policy, the packages (Node.js, Podman, Git) can be downloaded manually from their official websites and installed via graphical installers.</w:t>
+        <w:t>Should automated winget routines hit network restrictions, install Node.js, Podman, and Git via standard standalone MSI/EXE binary installers.</w:t>
       </w:r>
     </w:p>
     <w:p>

--- a/Documentation/Qchat Windows SetUp.docx
+++ b/Documentation/Qchat Windows SetUp.docx
@@ -41,7 +41,7 @@
         <w:rPr>
           <w:sz w:val="22"/>
         </w:rPr>
-        <w:t>This reference walks supervisors through deploying and evaluating QChat on a standard 64-bit Windows 11 host. Although we developed QChat natively under Linux (Fedora 41), the architecture targets cross-platform runtime equality. By utilizing Git Bash toolchains alongside Podman container engines, QChat executes on Windows without altering a single line of application source code.</w:t>
+        <w:t>This reference walks supervisors through deploying and evaluating QChat on a standard 64-bit Windows 11 host. Although we developed QChat natively under Linux (Fedora 41), the same Git repo is configured to execute on Windows systems as well. By utilizing Git Bash toolchains alongside Podman container engines, QChat executes on Windows without altering a single line of application source code.</w:t>
       </w:r>
     </w:p>
     <w:p>
@@ -197,7 +197,7 @@
         <w:rPr>
           <w:sz w:val="22"/>
         </w:rPr>
-        <w:t>Native Windows command processors (CMD/PowerShell) lack POSIX POSIX-shell script handling. Git Bash delivers the required shell environment.</w:t>
+        <w:t>Native Windows command processors (CMD/PowerShell) lack POSIX shell script handling. Git Bash delivers the required shell environment.</w:t>
       </w:r>
     </w:p>
     <w:p>
